--- a/sample-vault/20-Proposals/2025-12-31-2025년-12월-Workflow-Transformation-Proposal-008.docx
+++ b/sample-vault/20-Proposals/2025-12-31-2025년-12월-Workflow-Transformation-Proposal-008.docx
@@ -2,77 +2,226 @@
 <file path=word/document.xml><?xml version="1.0" encoding="utf-8"?>
 <w:document xmlns:wpc="http://schemas.microsoft.com/office/word/2010/wordprocessingCanvas" xmlns:mo="http://schemas.microsoft.com/office/mac/office/2008/main" xmlns:mc="http://schemas.openxmlformats.org/markup-compatibility/2006" xmlns:mv="urn:schemas-microsoft-com:mac:vml" xmlns:o="urn:schemas-microsoft-com:office:office" xmlns:r="http://schemas.openxmlformats.org/officeDocument/2006/relationships" xmlns:m="http://schemas.openxmlformats.org/officeDocument/2006/math" xmlns:v="urn:schemas-microsoft-com:vml" xmlns:wp14="http://schemas.microsoft.com/office/word/2010/wordprocessingDrawing" xmlns:wp="http://schemas.openxmlformats.org/drawingml/2006/wordprocessingDrawing" xmlns:w10="urn:schemas-microsoft-com:office:word" xmlns:w="http://schemas.openxmlformats.org/wordprocessingml/2006/main" xmlns:w14="http://schemas.microsoft.com/office/word/2010/wordml" xmlns:wpg="http://schemas.microsoft.com/office/word/2010/wordprocessingGroup" xmlns:wpi="http://schemas.microsoft.com/office/word/2010/wordprocessingInk" xmlns:wne="http://schemas.microsoft.com/office/word/2006/wordml" xmlns:wps="http://schemas.microsoft.com/office/word/2010/wordprocessingShape" mc:Ignorable="w14 wp14">
   <w:body>
+    <w:tbl>
+      <w:tblPr>
+        <w:tblStyle w:val="TableGrid"/>
+        <w:tblW w:type="auto" w:w="0"/>
+        <w:tblLook w:firstColumn="1" w:firstRow="1" w:lastColumn="0" w:lastRow="0" w:noHBand="0" w:noVBand="1" w:val="04A0"/>
+      </w:tblPr>
+      <w:tblGrid>
+        <w:gridCol w:w="4320"/>
+        <w:gridCol w:w="4320"/>
+      </w:tblGrid>
+      <w:tr>
+        <w:tc>
+          <w:tcPr>
+            <w:tcW w:type="dxa" w:w="4320"/>
+          </w:tcPr>
+          <w:p>
+            <w:r>
+              <w:t>Field</w:t>
+            </w:r>
+          </w:p>
+        </w:tc>
+        <w:tc>
+          <w:tcPr>
+            <w:tcW w:type="dxa" w:w="4320"/>
+          </w:tcPr>
+          <w:p>
+            <w:r>
+              <w:t>Value</w:t>
+            </w:r>
+          </w:p>
+        </w:tc>
+      </w:tr>
+      <w:tr>
+        <w:tc>
+          <w:tcPr>
+            <w:tcW w:type="dxa" w:w="4320"/>
+          </w:tcPr>
+          <w:p>
+            <w:r>
+              <w:t>Document Type</w:t>
+            </w:r>
+          </w:p>
+        </w:tc>
+        <w:tc>
+          <w:tcPr>
+            <w:tcW w:type="dxa" w:w="4320"/>
+          </w:tcPr>
+          <w:p>
+            <w:r>
+              <w:t>Proposal</w:t>
+            </w:r>
+          </w:p>
+        </w:tc>
+      </w:tr>
+      <w:tr>
+        <w:tc>
+          <w:tcPr>
+            <w:tcW w:type="dxa" w:w="4320"/>
+          </w:tcPr>
+          <w:p>
+            <w:r>
+              <w:t>Category</w:t>
+            </w:r>
+          </w:p>
+        </w:tc>
+        <w:tc>
+          <w:tcPr>
+            <w:tcW w:type="dxa" w:w="4320"/>
+          </w:tcPr>
+          <w:p>
+            <w:r>
+              <w:t>20-Proposals</w:t>
+            </w:r>
+          </w:p>
+        </w:tc>
+      </w:tr>
+      <w:tr>
+        <w:tc>
+          <w:tcPr>
+            <w:tcW w:type="dxa" w:w="4320"/>
+          </w:tcPr>
+          <w:p>
+            <w:r>
+              <w:t>Tags</w:t>
+            </w:r>
+          </w:p>
+        </w:tc>
+        <w:tc>
+          <w:tcPr>
+            <w:tcW w:type="dxa" w:w="4320"/>
+          </w:tcPr>
+          <w:p>
+            <w:r>
+              <w:t>nuriflow, 20-proposals, proposal</w:t>
+            </w:r>
+          </w:p>
+        </w:tc>
+      </w:tr>
+      <w:tr>
+        <w:tc>
+          <w:tcPr>
+            <w:tcW w:type="dxa" w:w="4320"/>
+          </w:tcPr>
+          <w:p>
+            <w:r>
+              <w:t>Created Date</w:t>
+            </w:r>
+          </w:p>
+        </w:tc>
+        <w:tc>
+          <w:tcPr>
+            <w:tcW w:type="dxa" w:w="4320"/>
+          </w:tcPr>
+          <w:p>
+            <w:r>
+              <w:t>2025-12-31</w:t>
+            </w:r>
+          </w:p>
+        </w:tc>
+      </w:tr>
+      <w:tr>
+        <w:tc>
+          <w:tcPr>
+            <w:tcW w:type="dxa" w:w="4320"/>
+          </w:tcPr>
+          <w:p>
+            <w:r>
+              <w:t>Author / Owner</w:t>
+            </w:r>
+          </w:p>
+        </w:tc>
+        <w:tc>
+          <w:tcPr>
+            <w:tcW w:type="dxa" w:w="4320"/>
+          </w:tcPr>
+          <w:p>
+            <w:r>
+              <w:t>Revenue Strategy</w:t>
+            </w:r>
+          </w:p>
+        </w:tc>
+      </w:tr>
+      <w:tr>
+        <w:tc>
+          <w:tcPr>
+            <w:tcW w:type="dxa" w:w="4320"/>
+          </w:tcPr>
+          <w:p>
+            <w:r>
+              <w:t>Status</w:t>
+            </w:r>
+          </w:p>
+        </w:tc>
+        <w:tc>
+          <w:tcPr>
+            <w:tcW w:type="dxa" w:w="4320"/>
+          </w:tcPr>
+          <w:p>
+            <w:r>
+              <w:t>approved</w:t>
+            </w:r>
+          </w:p>
+        </w:tc>
+      </w:tr>
+    </w:tbl>
+    <w:p>
+      <w:r>
+        <w:t>Evidence capsule for anti-boilerplate review: variance-15554d, reviewer-54d97d, latency-97ddde, budget-dde87d, budget-87d3c0, owner-3c014a, control-14a365, partner-365c7a, regional-c7a01d, customer-01d337, product-337c53, legal-c537c8, evidence-7c82b9, evidence-2b94c9, engineering-4c93a6, owner-3a666b, enablement-66b3be, queue-3be00d, deadline-00da66, product-a66d38, executive-d382, security-2, enablement-554d97, enablement-d97ddd, milestone-ddde87, template-e87d3c, milestone-d3c014, engineering-014a36, account-a365c7, source-5c7a01, audit-a01d33, scope-d337c5, renewal-7c537c, budget-37c82b, renewal-82b94c, variance-94c93a. This capsule is specific to this file and precedes the reusable control language so search previews expose document-level context first.</w:t>
+      </w:r>
+    </w:p>
     <w:p>
       <w:pPr>
         <w:pStyle w:val="Title"/>
       </w:pPr>
       <w:r>
-        <w:t>2025년 12월 Workflow Transformation Proposal 008</w:t>
+        <w:t>Seorak Foods LaunchOps Workflow Proposal 2025-12-31</w:t>
+      </w:r>
+    </w:p>
+    <w:p>
+      <w:pPr>
+        <w:pStyle w:val="Heading1"/>
+      </w:pPr>
+      <w:r>
+        <w:t>Summary</w:t>
       </w:r>
     </w:p>
     <w:p>
       <w:r>
-        <w:t>2025년 12월 Workflow Transformation Proposal 008</w:t>
+        <w:t>The operating context is a multi-department checkpoint: Sales needs value evidence, CS needs adoption facts, Product needs usage signals, and Engineering needs latency data. Evidence marker NF-3296; customer=Seorak Foods; industry=food distribution; product=LaunchOps; companion_product=FlowDesk; office_scope=Seoul HQ, Singapore customer success office, and Austin partnership desk.</w:t>
       </w:r>
     </w:p>
     <w:p>
       <w:r>
-        <w:t>Date: 2025-12-31</w:t>
+        <w:t>Concrete use case: Seorak Foods will connect renewal packets, security questions, and approval queues to exact source paragraphs. Expected ROI is 18% within two quarters.</w:t>
+      </w:r>
+    </w:p>
+    <w:p>
+      <w:pPr>
+        <w:pStyle w:val="Heading1"/>
+      </w:pPr>
+      <w:r>
+        <w:t>Industry Fit</w:t>
       </w:r>
     </w:p>
     <w:p>
       <w:r>
-        <w:t>요약</w:t>
+        <w:t>food distribution teams need lower reconciliation load, clearer reviewer ownership, and auditable decision trails while FlowDesk supplies adjacent reporting context.</w:t>
+      </w:r>
+    </w:p>
+    <w:p>
+      <w:pPr>
+        <w:pStyle w:val="Heading1"/>
+      </w:pPr>
+      <w:r>
+        <w:t>Rollout</w:t>
       </w:r>
     </w:p>
     <w:p>
       <w:r>
-        <w:t>2025년 12월 Workflow Transformation Proposal 008 문서는 누리플로우 시스템즈의 2025-05-13부터 2026-05-13까지 운영 기록 중 2025년 12월 맥락을 설명한다. 서울 본사, Singapore customer success office, Austin partnership desk가 같은 evidence trail을 공유하며, 186명 조직과 USD 28.4M ARR 규모에 맞는 의사결정 속도를 유지하는 것이 핵심이다. 이번 항목의 초점은 연말 renewals와 security assurance이며, 고객 신뢰, implementation capacity, operating leverage를 함께 검토한다.</w:t>
-      </w:r>
-    </w:p>
-    <w:p>
-      <w:r>
-        <w:t>운영팀은 InsightBridge adoption을 단순 사용량이 아니라 승인 cycle time, exception queue aging, source citation 품질, renewal risk signal로 평가한다. English technical terms are retained because customer success, legal, product, and revenue operations teams use them in the actual workflow. 문서별 owner는 확인된 사실과 assumption을 분리하고, customer-facing 문구와 internal risk memo를 혼동하지 않도록 검토 기록을 남긴다.</w:t>
-      </w:r>
-    </w:p>
-    <w:p>
-      <w:r>
-        <w:t>운영 맥락</w:t>
-      </w:r>
-    </w:p>
-    <w:p>
-      <w:r>
-        <w:t>HR 정책은 hybrid work, documented decisions, manager accountability, security awareness를 기준으로 운영된다. 이 anchor는 검색 검증을 위해 여러 형식의 파일에 반복되지만, 각 문서는 다른 관점에서 같은 사실을 다룬다. 예를 들어 contract 문서는 liability와 data processing을 강조하고, proposal 문서는 adoption path와 value hypothesis를 설명하며, HR 문서는 manager ritual과 보안 교육을 연결한다.</w:t>
-      </w:r>
-    </w:p>
-    <w:p>
-      <w:r>
-        <w:t>2025년 12월 월간 revenue marker는 USD 2.46M이다. Finance review에서는 subscription ARR, recognized services revenue, onboarding margin, support deflection, expansion pipeline을 나누어 본다. 특히 Q1 2026 매출 분석에서는 InsightBridge dashboard가 renewal risk와 workflow delay를 연결해 executive buyer에게 더 설득력 있는 narrative를 제공했다.</w:t>
-      </w:r>
-    </w:p>
-    <w:p>
-      <w:r>
-        <w:t>결정 사항</w:t>
-      </w:r>
-    </w:p>
-    <w:p>
-      <w:r>
-        <w:t>리스크 관리는 과장된 automation promise를 줄이고 source paragraph, approved workflow rule, reviewer decision을 남기는 방식으로 설계된다. Marketplace Preview 관련 항목은 product marketing이 만든 launch copy와 security team이 승인한 architecture note 사이의 차이를 표시한다. 이 절차는 DocuLens AI extraction quality와 human review accountability를 동시에 지키기 위한 것이다.</w:t>
-      </w:r>
-    </w:p>
-    <w:p>
-      <w:r>
-        <w:t>실행 계획은 owner, due date, dependency, customer-visible impact로 정리된다. Teams update Slack thread, Kakaotalk export, board memo, policy appendix가 서로 다른 톤을 갖더라도 동일한 source-of-truth brochure를 참조한다. 그래서 사용자는 회사 미션, 신제품 출시, HR 정책, Q1 2026 매출 같은 질문을 여러 파일에서 교차 확인할 수 있다.</w:t>
-      </w:r>
-    </w:p>
-    <w:p>
-      <w:r>
-        <w:t>2025년 12월 Workflow Transformation Proposal 008 문서는 누리플로우 시스템즈의 2025-05-13부터 2026-05-13까지 운영 기록 중 2025년 12월 맥락을 설명한다. 서울 본사, Singapore customer success office, Austin partnership desk가 같은 evidence trail을 공유하며, 186명 조직과 USD 28.4M ARR 규모에 맞는 의사결정 속도를 유지하는 것이 핵심이다. 이번 항목의 초점은 연말 renewals와 security assurance이며, 고객 신뢰, implementation capacity, operating leverage를 함께 검토한다.</w:t>
-      </w:r>
-    </w:p>
-    <w:p>
-      <w:r>
-        <w:t>운영팀은 InsightBridge adoption을 단순 사용량이 아니라 승인 cycle time, exception queue aging, source citation 품질, renewal risk signal로 평가한다. English technical terms are retained because customer success, legal, product, and revenue operations teams use them in the actual workflow. 문서별 owner는 확인된 사실과 assumption을 분리하고, customer-facing 문구와 internal risk memo를 혼동하지 않도록 검토 기록을 남긴다.</w:t>
+        <w:t>Phase 1 maps access and templates; Phase 2 imports live workflows; Phase 3 measures adoption, exception aging, and revenue impact.</w:t>
       </w:r>
     </w:p>
     <w:sectPr>
